--- a/examples/tutorial/doc/22-clustering-workflow.docx
+++ b/examples/tutorial/doc/22-clustering-workflow.docx
@@ -2,13 +2,13 @@
 <file path=word/document.xml><?xml version="1.0" encoding="utf-8"?>
 <w:document xmlns:w="http://schemas.openxmlformats.org/wordprocessingml/2006/main" xmlns:m="http://schemas.openxmlformats.org/officeDocument/2006/math" xmlns:r="http://schemas.openxmlformats.org/officeDocument/2006/relationships" xmlns:o="urn:schemas-microsoft-com:office:office" xmlns:v="urn:schemas-microsoft-com:vml" xmlns:w10="urn:schemas-microsoft-com:office:word" xmlns:a="http://schemas.openxmlformats.org/drawingml/2006/main" xmlns:pic="http://schemas.openxmlformats.org/drawingml/2006/picture" xmlns:wp="http://schemas.openxmlformats.org/drawingml/2006/wordprocessingDrawing">
   <w:body>
-    <w:bookmarkStart w:id="9" w:name="tutorial-11---clustering-workflow"/>
+    <w:bookmarkStart w:id="9" w:name="tutorial-22---clustering-workflow"/>
     <w:p>
       <w:pPr>
         <w:pStyle w:val="Heading2"/>
       </w:pPr>
       <w:r>
-        <w:t xml:space="preserve">Tutorial 11 - Clustering Workflow</w:t>
+        <w:t xml:space="preserve">Tutorial 22 - Clustering Workflow</w:t>
       </w:r>
     </w:p>
     <w:p>

--- a/examples/tutorial/doc/22-clustering-workflow.docx
+++ b/examples/tutorial/doc/22-clustering-workflow.docx
@@ -678,51 +678,6 @@
         </w:rPr>
         <w:t xml:space="preserve">## [1] 1.584963</w:t>
       </w:r>
-      <w:r>
-        <w:br/>
-      </w:r>
-      <w:r>
-        <w:rPr>
-          <w:rStyle w:val="VerbatimChar"/>
-        </w:rPr>
-        <w:t xml:space="preserve">## </w:t>
-      </w:r>
-      <w:r>
-        <w:br/>
-      </w:r>
-      <w:r>
-        <w:rPr>
-          <w:rStyle w:val="VerbatimChar"/>
-        </w:rPr>
-        <w:t xml:space="preserve">## $metrics</w:t>
-      </w:r>
-      <w:r>
-        <w:br/>
-      </w:r>
-      <w:r>
-        <w:rPr>
-          <w:rStyle w:val="VerbatimChar"/>
-        </w:rPr>
-        <w:t xml:space="preserve">##       metric     value     goal     type</w:t>
-      </w:r>
-      <w:r>
-        <w:br/>
-      </w:r>
-      <w:r>
-        <w:rPr>
-          <w:rStyle w:val="VerbatimChar"/>
-        </w:rPr>
-        <w:t xml:space="preserve">## 1 silhouette 0.5528190 maximize internal</w:t>
-      </w:r>
-      <w:r>
-        <w:br/>
-      </w:r>
-      <w:r>
-        <w:rPr>
-          <w:rStyle w:val="VerbatimChar"/>
-        </w:rPr>
-        <w:t xml:space="preserve">## 2    entropy 0.3938863 minimize external</w:t>
-      </w:r>
     </w:p>
     <w:p>
       <w:pPr>
@@ -1344,51 +1299,6 @@
           <w:rStyle w:val="VerbatimChar"/>
         </w:rPr>
         <w:t xml:space="preserve">## [1] 1.584963</w:t>
-      </w:r>
-      <w:r>
-        <w:br/>
-      </w:r>
-      <w:r>
-        <w:rPr>
-          <w:rStyle w:val="VerbatimChar"/>
-        </w:rPr>
-        <w:t xml:space="preserve">## </w:t>
-      </w:r>
-      <w:r>
-        <w:br/>
-      </w:r>
-      <w:r>
-        <w:rPr>
-          <w:rStyle w:val="VerbatimChar"/>
-        </w:rPr>
-        <w:t xml:space="preserve">## $metrics</w:t>
-      </w:r>
-      <w:r>
-        <w:br/>
-      </w:r>
-      <w:r>
-        <w:rPr>
-          <w:rStyle w:val="VerbatimChar"/>
-        </w:rPr>
-        <w:t xml:space="preserve">##       metric     value     goal     type</w:t>
-      </w:r>
-      <w:r>
-        <w:br/>
-      </w:r>
-      <w:r>
-        <w:rPr>
-          <w:rStyle w:val="VerbatimChar"/>
-        </w:rPr>
-        <w:t xml:space="preserve">## 1 silhouette 0.5047688 maximize internal</w:t>
-      </w:r>
-      <w:r>
-        <w:br/>
-      </w:r>
-      <w:r>
-        <w:rPr>
-          <w:rStyle w:val="VerbatimChar"/>
-        </w:rPr>
-        <w:t xml:space="preserve">## 2    entropy 0.4177655 minimize external</w:t>
       </w:r>
     </w:p>
     <w:p>

--- a/examples/tutorial/doc/22-clustering-workflow.docx
+++ b/examples/tutorial/doc/22-clustering-workflow.docx
@@ -678,6 +678,51 @@
         </w:rPr>
         <w:t xml:space="preserve">## [1] 1.584963</w:t>
       </w:r>
+      <w:r>
+        <w:br/>
+      </w:r>
+      <w:r>
+        <w:rPr>
+          <w:rStyle w:val="VerbatimChar"/>
+        </w:rPr>
+        <w:t xml:space="preserve">## </w:t>
+      </w:r>
+      <w:r>
+        <w:br/>
+      </w:r>
+      <w:r>
+        <w:rPr>
+          <w:rStyle w:val="VerbatimChar"/>
+        </w:rPr>
+        <w:t xml:space="preserve">## $metrics</w:t>
+      </w:r>
+      <w:r>
+        <w:br/>
+      </w:r>
+      <w:r>
+        <w:rPr>
+          <w:rStyle w:val="VerbatimChar"/>
+        </w:rPr>
+        <w:t xml:space="preserve">##       metric     value     goal     type</w:t>
+      </w:r>
+      <w:r>
+        <w:br/>
+      </w:r>
+      <w:r>
+        <w:rPr>
+          <w:rStyle w:val="VerbatimChar"/>
+        </w:rPr>
+        <w:t xml:space="preserve">## 1 silhouette 0.5528190 maximize internal</w:t>
+      </w:r>
+      <w:r>
+        <w:br/>
+      </w:r>
+      <w:r>
+        <w:rPr>
+          <w:rStyle w:val="VerbatimChar"/>
+        </w:rPr>
+        <w:t xml:space="preserve">## 2    entropy 0.3938863 minimize external</w:t>
+      </w:r>
     </w:p>
     <w:p>
       <w:pPr>
@@ -1299,6 +1344,51 @@
           <w:rStyle w:val="VerbatimChar"/>
         </w:rPr>
         <w:t xml:space="preserve">## [1] 1.584963</w:t>
+      </w:r>
+      <w:r>
+        <w:br/>
+      </w:r>
+      <w:r>
+        <w:rPr>
+          <w:rStyle w:val="VerbatimChar"/>
+        </w:rPr>
+        <w:t xml:space="preserve">## </w:t>
+      </w:r>
+      <w:r>
+        <w:br/>
+      </w:r>
+      <w:r>
+        <w:rPr>
+          <w:rStyle w:val="VerbatimChar"/>
+        </w:rPr>
+        <w:t xml:space="preserve">## $metrics</w:t>
+      </w:r>
+      <w:r>
+        <w:br/>
+      </w:r>
+      <w:r>
+        <w:rPr>
+          <w:rStyle w:val="VerbatimChar"/>
+        </w:rPr>
+        <w:t xml:space="preserve">##       metric     value     goal     type</w:t>
+      </w:r>
+      <w:r>
+        <w:br/>
+      </w:r>
+      <w:r>
+        <w:rPr>
+          <w:rStyle w:val="VerbatimChar"/>
+        </w:rPr>
+        <w:t xml:space="preserve">## 1 silhouette 0.5047688 maximize internal</w:t>
+      </w:r>
+      <w:r>
+        <w:br/>
+      </w:r>
+      <w:r>
+        <w:rPr>
+          <w:rStyle w:val="VerbatimChar"/>
+        </w:rPr>
+        <w:t xml:space="preserve">## 2    entropy 0.4177655 minimize external</w:t>
       </w:r>
     </w:p>
     <w:p>

--- a/examples/tutorial/doc/22-clustering-workflow.docx
+++ b/examples/tutorial/doc/22-clustering-workflow.docx
@@ -269,144 +269,6 @@
       </w:r>
       <w:r>
         <w:rPr>
-          <w:rStyle w:val="NormalTok"/>
-        </w:rPr>
-        <w:t xml:space="preserve">model</w:t>
-      </w:r>
-      <w:r>
-        <w:rPr>
-          <w:rStyle w:val="SpecialCharTok"/>
-        </w:rPr>
-        <w:t xml:space="preserve">$</w:t>
-      </w:r>
-      <w:r>
-        <w:rPr>
-          <w:rStyle w:val="NormalTok"/>
-        </w:rPr>
-        <w:t xml:space="preserve">eval_internal </w:t>
-      </w:r>
-      <w:r>
-        <w:rPr>
-          <w:rStyle w:val="OtherTok"/>
-        </w:rPr>
-        <w:t xml:space="preserve">&lt;-</w:t>
-      </w:r>
-      <w:r>
-        <w:rPr>
-          <w:rStyle w:val="NormalTok"/>
-        </w:rPr>
-        <w:t xml:space="preserve"> </w:t>
-      </w:r>
-      <w:r>
-        <w:rPr>
-          <w:rStyle w:val="FunctionTok"/>
-        </w:rPr>
-        <w:t xml:space="preserve">list</w:t>
-      </w:r>
-      <w:r>
-        <w:rPr>
-          <w:rStyle w:val="NormalTok"/>
-        </w:rPr>
-        <w:t xml:space="preserve">(model</w:t>
-      </w:r>
-      <w:r>
-        <w:rPr>
-          <w:rStyle w:val="SpecialCharTok"/>
-        </w:rPr>
-        <w:t xml:space="preserve">$</w:t>
-      </w:r>
-      <w:r>
-        <w:rPr>
-          <w:rStyle w:val="NormalTok"/>
-        </w:rPr>
-        <w:t xml:space="preserve">clu_utils</w:t>
-      </w:r>
-      <w:r>
-        <w:rPr>
-          <w:rStyle w:val="SpecialCharTok"/>
-        </w:rPr>
-        <w:t xml:space="preserve">$</w:t>
-      </w:r>
-      <w:r>
-        <w:rPr>
-          <w:rStyle w:val="NormalTok"/>
-        </w:rPr>
-        <w:t xml:space="preserve">metric_silhouette)</w:t>
-      </w:r>
-      <w:r>
-        <w:br/>
-      </w:r>
-      <w:r>
-        <w:rPr>
-          <w:rStyle w:val="NormalTok"/>
-        </w:rPr>
-        <w:t xml:space="preserve">model</w:t>
-      </w:r>
-      <w:r>
-        <w:rPr>
-          <w:rStyle w:val="SpecialCharTok"/>
-        </w:rPr>
-        <w:t xml:space="preserve">$</w:t>
-      </w:r>
-      <w:r>
-        <w:rPr>
-          <w:rStyle w:val="NormalTok"/>
-        </w:rPr>
-        <w:t xml:space="preserve">eval_external </w:t>
-      </w:r>
-      <w:r>
-        <w:rPr>
-          <w:rStyle w:val="OtherTok"/>
-        </w:rPr>
-        <w:t xml:space="preserve">&lt;-</w:t>
-      </w:r>
-      <w:r>
-        <w:rPr>
-          <w:rStyle w:val="NormalTok"/>
-        </w:rPr>
-        <w:t xml:space="preserve"> </w:t>
-      </w:r>
-      <w:r>
-        <w:rPr>
-          <w:rStyle w:val="FunctionTok"/>
-        </w:rPr>
-        <w:t xml:space="preserve">list</w:t>
-      </w:r>
-      <w:r>
-        <w:rPr>
-          <w:rStyle w:val="NormalTok"/>
-        </w:rPr>
-        <w:t xml:space="preserve">(model</w:t>
-      </w:r>
-      <w:r>
-        <w:rPr>
-          <w:rStyle w:val="SpecialCharTok"/>
-        </w:rPr>
-        <w:t xml:space="preserve">$</w:t>
-      </w:r>
-      <w:r>
-        <w:rPr>
-          <w:rStyle w:val="NormalTok"/>
-        </w:rPr>
-        <w:t xml:space="preserve">clu_utils</w:t>
-      </w:r>
-      <w:r>
-        <w:rPr>
-          <w:rStyle w:val="SpecialCharTok"/>
-        </w:rPr>
-        <w:t xml:space="preserve">$</w:t>
-      </w:r>
-      <w:r>
-        <w:rPr>
-          <w:rStyle w:val="NormalTok"/>
-        </w:rPr>
-        <w:t xml:space="preserve">metric_entropy)</w:t>
-      </w:r>
-      <w:r>
-        <w:br/>
-      </w:r>
-      <w:r>
-        <w:rPr>
           <w:rStyle w:val="FunctionTok"/>
         </w:rPr>
         <w:t xml:space="preserve">set_example_seed</w:t>
@@ -703,25 +565,61 @@
         <w:rPr>
           <w:rStyle w:val="VerbatimChar"/>
         </w:rPr>
-        <w:t xml:space="preserve">##       metric     value     goal     type</w:t>
-      </w:r>
-      <w:r>
-        <w:br/>
-      </w:r>
-      <w:r>
-        <w:rPr>
-          <w:rStyle w:val="VerbatimChar"/>
-        </w:rPr>
-        <w:t xml:space="preserve">## 1 silhouette 0.5528190 maximize internal</w:t>
-      </w:r>
-      <w:r>
-        <w:br/>
-      </w:r>
-      <w:r>
-        <w:rPr>
-          <w:rStyle w:val="VerbatimChar"/>
-        </w:rPr>
-        <w:t xml:space="preserve">## 2    entropy 0.3938863 minimize external</w:t>
+        <w:t xml:space="preserve">##                metric      value     goal     type</w:t>
+      </w:r>
+      <w:r>
+        <w:br/>
+      </w:r>
+      <w:r>
+        <w:rPr>
+          <w:rStyle w:val="VerbatimChar"/>
+        </w:rPr>
+        <w:t xml:space="preserve">## 1          silhouette  0.5528190 maximize internal</w:t>
+      </w:r>
+      <w:r>
+        <w:br/>
+      </w:r>
+      <w:r>
+        <w:rPr>
+          <w:rStyle w:val="VerbatimChar"/>
+        </w:rPr>
+        <w:t xml:space="preserve">## 2      davies_bouldin  0.6619715 minimize internal</w:t>
+      </w:r>
+      <w:r>
+        <w:br/>
+      </w:r>
+      <w:r>
+        <w:rPr>
+          <w:rStyle w:val="VerbatimChar"/>
+        </w:rPr>
+        <w:t xml:space="preserve">## 3   calinski_harabasz 11.2836215 maximize internal</w:t>
+      </w:r>
+      <w:r>
+        <w:br/>
+      </w:r>
+      <w:r>
+        <w:rPr>
+          <w:rStyle w:val="VerbatimChar"/>
+        </w:rPr>
+        <w:t xml:space="preserve">## 4             entropy  0.3938863 minimize external</w:t>
+      </w:r>
+      <w:r>
+        <w:br/>
+      </w:r>
+      <w:r>
+        <w:rPr>
+          <w:rStyle w:val="VerbatimChar"/>
+        </w:rPr>
+        <w:t xml:space="preserve">## 5              purity  0.8933333 maximize external</w:t>
+      </w:r>
+      <w:r>
+        <w:br/>
+      </w:r>
+      <w:r>
+        <w:rPr>
+          <w:rStyle w:val="VerbatimChar"/>
+        </w:rPr>
+        <w:t xml:space="preserve">## 6 adjusted_rand_index  0.7302383 maximize external</w:t>
       </w:r>
     </w:p>
     <w:p>
@@ -936,144 +834,6 @@
       </w:r>
       <w:r>
         <w:rPr>
-          <w:rStyle w:val="NormalTok"/>
-        </w:rPr>
-        <w:t xml:space="preserve">model_norm</w:t>
-      </w:r>
-      <w:r>
-        <w:rPr>
-          <w:rStyle w:val="SpecialCharTok"/>
-        </w:rPr>
-        <w:t xml:space="preserve">$</w:t>
-      </w:r>
-      <w:r>
-        <w:rPr>
-          <w:rStyle w:val="NormalTok"/>
-        </w:rPr>
-        <w:t xml:space="preserve">eval_internal </w:t>
-      </w:r>
-      <w:r>
-        <w:rPr>
-          <w:rStyle w:val="OtherTok"/>
-        </w:rPr>
-        <w:t xml:space="preserve">&lt;-</w:t>
-      </w:r>
-      <w:r>
-        <w:rPr>
-          <w:rStyle w:val="NormalTok"/>
-        </w:rPr>
-        <w:t xml:space="preserve"> </w:t>
-      </w:r>
-      <w:r>
-        <w:rPr>
-          <w:rStyle w:val="FunctionTok"/>
-        </w:rPr>
-        <w:t xml:space="preserve">list</w:t>
-      </w:r>
-      <w:r>
-        <w:rPr>
-          <w:rStyle w:val="NormalTok"/>
-        </w:rPr>
-        <w:t xml:space="preserve">(model_norm</w:t>
-      </w:r>
-      <w:r>
-        <w:rPr>
-          <w:rStyle w:val="SpecialCharTok"/>
-        </w:rPr>
-        <w:t xml:space="preserve">$</w:t>
-      </w:r>
-      <w:r>
-        <w:rPr>
-          <w:rStyle w:val="NormalTok"/>
-        </w:rPr>
-        <w:t xml:space="preserve">clu_utils</w:t>
-      </w:r>
-      <w:r>
-        <w:rPr>
-          <w:rStyle w:val="SpecialCharTok"/>
-        </w:rPr>
-        <w:t xml:space="preserve">$</w:t>
-      </w:r>
-      <w:r>
-        <w:rPr>
-          <w:rStyle w:val="NormalTok"/>
-        </w:rPr>
-        <w:t xml:space="preserve">metric_silhouette)</w:t>
-      </w:r>
-      <w:r>
-        <w:br/>
-      </w:r>
-      <w:r>
-        <w:rPr>
-          <w:rStyle w:val="NormalTok"/>
-        </w:rPr>
-        <w:t xml:space="preserve">model_norm</w:t>
-      </w:r>
-      <w:r>
-        <w:rPr>
-          <w:rStyle w:val="SpecialCharTok"/>
-        </w:rPr>
-        <w:t xml:space="preserve">$</w:t>
-      </w:r>
-      <w:r>
-        <w:rPr>
-          <w:rStyle w:val="NormalTok"/>
-        </w:rPr>
-        <w:t xml:space="preserve">eval_external </w:t>
-      </w:r>
-      <w:r>
-        <w:rPr>
-          <w:rStyle w:val="OtherTok"/>
-        </w:rPr>
-        <w:t xml:space="preserve">&lt;-</w:t>
-      </w:r>
-      <w:r>
-        <w:rPr>
-          <w:rStyle w:val="NormalTok"/>
-        </w:rPr>
-        <w:t xml:space="preserve"> </w:t>
-      </w:r>
-      <w:r>
-        <w:rPr>
-          <w:rStyle w:val="FunctionTok"/>
-        </w:rPr>
-        <w:t xml:space="preserve">list</w:t>
-      </w:r>
-      <w:r>
-        <w:rPr>
-          <w:rStyle w:val="NormalTok"/>
-        </w:rPr>
-        <w:t xml:space="preserve">(model_norm</w:t>
-      </w:r>
-      <w:r>
-        <w:rPr>
-          <w:rStyle w:val="SpecialCharTok"/>
-        </w:rPr>
-        <w:t xml:space="preserve">$</w:t>
-      </w:r>
-      <w:r>
-        <w:rPr>
-          <w:rStyle w:val="NormalTok"/>
-        </w:rPr>
-        <w:t xml:space="preserve">clu_utils</w:t>
-      </w:r>
-      <w:r>
-        <w:rPr>
-          <w:rStyle w:val="SpecialCharTok"/>
-        </w:rPr>
-        <w:t xml:space="preserve">$</w:t>
-      </w:r>
-      <w:r>
-        <w:rPr>
-          <w:rStyle w:val="NormalTok"/>
-        </w:rPr>
-        <w:t xml:space="preserve">metric_entropy)</w:t>
-      </w:r>
-      <w:r>
-        <w:br/>
-      </w:r>
-      <w:r>
-        <w:rPr>
           <w:rStyle w:val="FunctionTok"/>
         </w:rPr>
         <w:t xml:space="preserve">set_example_seed</w:t>
@@ -1370,25 +1130,61 @@
         <w:rPr>
           <w:rStyle w:val="VerbatimChar"/>
         </w:rPr>
-        <w:t xml:space="preserve">##       metric     value     goal     type</w:t>
-      </w:r>
-      <w:r>
-        <w:br/>
-      </w:r>
-      <w:r>
-        <w:rPr>
-          <w:rStyle w:val="VerbatimChar"/>
-        </w:rPr>
-        <w:t xml:space="preserve">## 1 silhouette 0.5047688 maximize internal</w:t>
-      </w:r>
-      <w:r>
-        <w:br/>
-      </w:r>
-      <w:r>
-        <w:rPr>
-          <w:rStyle w:val="VerbatimChar"/>
-        </w:rPr>
-        <w:t xml:space="preserve">## 2    entropy 0.4177655 minimize external</w:t>
+        <w:t xml:space="preserve">##                metric      value     goal     type</w:t>
+      </w:r>
+      <w:r>
+        <w:br/>
+      </w:r>
+      <w:r>
+        <w:rPr>
+          <w:rStyle w:val="VerbatimChar"/>
+        </w:rPr>
+        <w:t xml:space="preserve">## 1          silhouette  0.5047688 maximize internal</w:t>
+      </w:r>
+      <w:r>
+        <w:br/>
+      </w:r>
+      <w:r>
+        <w:rPr>
+          <w:rStyle w:val="VerbatimChar"/>
+        </w:rPr>
+        <w:t xml:space="preserve">## 2      davies_bouldin  0.7602771 minimize internal</w:t>
+      </w:r>
+      <w:r>
+        <w:br/>
+      </w:r>
+      <w:r>
+        <w:rPr>
+          <w:rStyle w:val="VerbatimChar"/>
+        </w:rPr>
+        <w:t xml:space="preserve">## 3   calinski_harabasz 66.8931252 maximize internal</w:t>
+      </w:r>
+      <w:r>
+        <w:br/>
+      </w:r>
+      <w:r>
+        <w:rPr>
+          <w:rStyle w:val="VerbatimChar"/>
+        </w:rPr>
+        <w:t xml:space="preserve">## 4             entropy  0.4177655 minimize external</w:t>
+      </w:r>
+      <w:r>
+        <w:br/>
+      </w:r>
+      <w:r>
+        <w:rPr>
+          <w:rStyle w:val="VerbatimChar"/>
+        </w:rPr>
+        <w:t xml:space="preserve">## 5              purity  0.8866667 maximize external</w:t>
+      </w:r>
+      <w:r>
+        <w:br/>
+      </w:r>
+      <w:r>
+        <w:rPr>
+          <w:rStyle w:val="VerbatimChar"/>
+        </w:rPr>
+        <w:t xml:space="preserve">## 6 adjusted_rand_index  0.7163421 maximize external</w:t>
       </w:r>
     </w:p>
     <w:p>
@@ -1397,6 +1193,26 @@
       </w:pPr>
       <w:r>
         <w:t xml:space="preserve">This is an important lesson for beginners: in unsupervised learning, the data representation can matter as much as the algorithm.</w:t>
+      </w:r>
+    </w:p>
+    <w:p>
+      <w:pPr>
+        <w:pStyle w:val="BodyText"/>
+      </w:pPr>
+      <w:r>
+        <w:t xml:space="preserve">The evaluation used above is the default evaluation of</w:t>
+      </w:r>
+      <w:r>
+        <w:t xml:space="preserve"> </w:t>
+      </w:r>
+      <w:r>
+        <w:rPr>
+          <w:rStyle w:val="VerbatimChar"/>
+        </w:rPr>
+        <w:t xml:space="preserve">cluster_kmeans()</w:t>
+      </w:r>
+      <w:r>
+        <w:t xml:space="preserve">. These metric lists can be customized, but that is optional and is better treated as a separate modeling choice.</w:t>
       </w:r>
     </w:p>
     <w:bookmarkEnd w:id="9"/>

--- a/examples/tutorial/doc/22-clustering-workflow.docx
+++ b/examples/tutorial/doc/22-clustering-workflow.docx
@@ -298,7 +298,13 @@
         <w:rPr>
           <w:rStyle w:val="NormalTok"/>
         </w:rPr>
-        <w:t xml:space="preserve"> </w:t>
+        <w:t xml:space="preserve"> daltoolbox</w:t>
+      </w:r>
+      <w:r>
+        <w:rPr>
+          <w:rStyle w:val="SpecialCharTok"/>
+        </w:rPr>
+        <w:t xml:space="preserve">::</w:t>
       </w:r>
       <w:r>
         <w:rPr>
@@ -331,7 +337,13 @@
         <w:rPr>
           <w:rStyle w:val="NormalTok"/>
         </w:rPr>
-        <w:t xml:space="preserve"> </w:t>
+        <w:t xml:space="preserve"> daltoolbox</w:t>
+      </w:r>
+      <w:r>
+        <w:rPr>
+          <w:rStyle w:val="SpecialCharTok"/>
+        </w:rPr>
+        <w:t xml:space="preserve">::</w:t>
       </w:r>
       <w:r>
         <w:rPr>
@@ -399,6 +411,18 @@
       </w:pPr>
       <w:r>
         <w:rPr>
+          <w:rStyle w:val="NormalTok"/>
+        </w:rPr>
+        <w:t xml:space="preserve">daltoolbox</w:t>
+      </w:r>
+      <w:r>
+        <w:rPr>
+          <w:rStyle w:val="SpecialCharTok"/>
+        </w:rPr>
+        <w:t xml:space="preserve">::</w:t>
+      </w:r>
+      <w:r>
+        <w:rPr>
           <w:rStyle w:val="FunctionTok"/>
         </w:rPr>
         <w:t xml:space="preserve">evaluate</w:t>
@@ -665,40 +689,244 @@
         <w:rPr>
           <w:rStyle w:val="NormalTok"/>
         </w:rPr>
+        <w:t xml:space="preserve"> daltoolbox</w:t>
+      </w:r>
+      <w:r>
+        <w:rPr>
+          <w:rStyle w:val="SpecialCharTok"/>
+        </w:rPr>
+        <w:t xml:space="preserve">::</w:t>
+      </w:r>
+      <w:r>
+        <w:rPr>
+          <w:rStyle w:val="FunctionTok"/>
+        </w:rPr>
+        <w:t xml:space="preserve">fit</w:t>
+      </w:r>
+      <w:r>
+        <w:rPr>
+          <w:rStyle w:val="NormalTok"/>
+        </w:rPr>
+        <w:t xml:space="preserve">(</w:t>
+      </w:r>
+      <w:r>
+        <w:rPr>
+          <w:rStyle w:val="FunctionTok"/>
+        </w:rPr>
+        <w:t xml:space="preserve">minmax</w:t>
+      </w:r>
+      <w:r>
+        <w:rPr>
+          <w:rStyle w:val="NormalTok"/>
+        </w:rPr>
+        <w:t xml:space="preserve">(), iris)</w:t>
+      </w:r>
+      <w:r>
+        <w:br/>
+      </w:r>
+      <w:r>
+        <w:rPr>
+          <w:rStyle w:val="NormalTok"/>
+        </w:rPr>
+        <w:t xml:space="preserve">iris_norm </w:t>
+      </w:r>
+      <w:r>
+        <w:rPr>
+          <w:rStyle w:val="OtherTok"/>
+        </w:rPr>
+        <w:t xml:space="preserve">&lt;-</w:t>
+      </w:r>
+      <w:r>
+        <w:rPr>
+          <w:rStyle w:val="NormalTok"/>
+        </w:rPr>
+        <w:t xml:space="preserve"> daltoolbox</w:t>
+      </w:r>
+      <w:r>
+        <w:rPr>
+          <w:rStyle w:val="SpecialCharTok"/>
+        </w:rPr>
+        <w:t xml:space="preserve">::</w:t>
+      </w:r>
+      <w:r>
+        <w:rPr>
+          <w:rStyle w:val="FunctionTok"/>
+        </w:rPr>
+        <w:t xml:space="preserve">transform</w:t>
+      </w:r>
+      <w:r>
+        <w:rPr>
+          <w:rStyle w:val="NormalTok"/>
+        </w:rPr>
+        <w:t xml:space="preserve">(norm, iris)</w:t>
+      </w:r>
+      <w:r>
+        <w:br/>
+      </w:r>
+      <w:r>
+        <w:rPr>
+          <w:rStyle w:val="NormalTok"/>
+        </w:rPr>
+        <w:t xml:space="preserve">x_norm </w:t>
+      </w:r>
+      <w:r>
+        <w:rPr>
+          <w:rStyle w:val="OtherTok"/>
+        </w:rPr>
+        <w:t xml:space="preserve">&lt;-</w:t>
+      </w:r>
+      <w:r>
+        <w:rPr>
+          <w:rStyle w:val="NormalTok"/>
+        </w:rPr>
+        <w:t xml:space="preserve"> iris_norm[, </w:t>
+      </w:r>
+      <w:r>
+        <w:rPr>
+          <w:rStyle w:val="DecValTok"/>
+        </w:rPr>
+        <w:t xml:space="preserve">1</w:t>
+      </w:r>
+      <w:r>
+        <w:rPr>
+          <w:rStyle w:val="SpecialCharTok"/>
+        </w:rPr>
+        <w:t xml:space="preserve">:</w:t>
+      </w:r>
+      <w:r>
+        <w:rPr>
+          <w:rStyle w:val="DecValTok"/>
+        </w:rPr>
+        <w:t xml:space="preserve">4</w:t>
+      </w:r>
+      <w:r>
+        <w:rPr>
+          <w:rStyle w:val="NormalTok"/>
+        </w:rPr>
+        <w:t xml:space="preserve">]</w:t>
+      </w:r>
+      <w:r>
+        <w:br/>
+      </w:r>
+      <w:r>
+        <w:br/>
+      </w:r>
+      <w:r>
+        <w:rPr>
+          <w:rStyle w:val="NormalTok"/>
+        </w:rPr>
+        <w:t xml:space="preserve">model_norm </w:t>
+      </w:r>
+      <w:r>
+        <w:rPr>
+          <w:rStyle w:val="OtherTok"/>
+        </w:rPr>
+        <w:t xml:space="preserve">&lt;-</w:t>
+      </w:r>
+      <w:r>
+        <w:rPr>
+          <w:rStyle w:val="NormalTok"/>
+        </w:rPr>
         <w:t xml:space="preserve"> </w:t>
       </w:r>
       <w:r>
         <w:rPr>
           <w:rStyle w:val="FunctionTok"/>
         </w:rPr>
+        <w:t xml:space="preserve">cluster_kmeans</w:t>
+      </w:r>
+      <w:r>
+        <w:rPr>
+          <w:rStyle w:val="NormalTok"/>
+        </w:rPr>
+        <w:t xml:space="preserve">(</w:t>
+      </w:r>
+      <w:r>
+        <w:rPr>
+          <w:rStyle w:val="AttributeTok"/>
+        </w:rPr>
+        <w:t xml:space="preserve">k =</w:t>
+      </w:r>
+      <w:r>
+        <w:rPr>
+          <w:rStyle w:val="NormalTok"/>
+        </w:rPr>
+        <w:t xml:space="preserve"> </w:t>
+      </w:r>
+      <w:r>
+        <w:rPr>
+          <w:rStyle w:val="DecValTok"/>
+        </w:rPr>
+        <w:t xml:space="preserve">3</w:t>
+      </w:r>
+      <w:r>
+        <w:rPr>
+          <w:rStyle w:val="NormalTok"/>
+        </w:rPr>
+        <w:t xml:space="preserve">)</w:t>
+      </w:r>
+      <w:r>
+        <w:br/>
+      </w:r>
+      <w:r>
+        <w:rPr>
+          <w:rStyle w:val="FunctionTok"/>
+        </w:rPr>
+        <w:t xml:space="preserve">set_example_seed</w:t>
+      </w:r>
+      <w:r>
+        <w:rPr>
+          <w:rStyle w:val="NormalTok"/>
+        </w:rPr>
+        <w:t xml:space="preserve">()</w:t>
+      </w:r>
+      <w:r>
+        <w:br/>
+      </w:r>
+      <w:r>
+        <w:rPr>
+          <w:rStyle w:val="NormalTok"/>
+        </w:rPr>
+        <w:t xml:space="preserve">model_norm </w:t>
+      </w:r>
+      <w:r>
+        <w:rPr>
+          <w:rStyle w:val="OtherTok"/>
+        </w:rPr>
+        <w:t xml:space="preserve">&lt;-</w:t>
+      </w:r>
+      <w:r>
+        <w:rPr>
+          <w:rStyle w:val="NormalTok"/>
+        </w:rPr>
+        <w:t xml:space="preserve"> daltoolbox</w:t>
+      </w:r>
+      <w:r>
+        <w:rPr>
+          <w:rStyle w:val="SpecialCharTok"/>
+        </w:rPr>
+        <w:t xml:space="preserve">::</w:t>
+      </w:r>
+      <w:r>
+        <w:rPr>
+          <w:rStyle w:val="FunctionTok"/>
+        </w:rPr>
         <w:t xml:space="preserve">fit</w:t>
       </w:r>
       <w:r>
         <w:rPr>
           <w:rStyle w:val="NormalTok"/>
         </w:rPr>
-        <w:t xml:space="preserve">(</w:t>
-      </w:r>
-      <w:r>
-        <w:rPr>
-          <w:rStyle w:val="FunctionTok"/>
-        </w:rPr>
-        <w:t xml:space="preserve">minmax</w:t>
-      </w:r>
-      <w:r>
-        <w:rPr>
-          <w:rStyle w:val="NormalTok"/>
-        </w:rPr>
-        <w:t xml:space="preserve">(), iris)</w:t>
-      </w:r>
-      <w:r>
-        <w:br/>
-      </w:r>
-      <w:r>
-        <w:rPr>
-          <w:rStyle w:val="NormalTok"/>
-        </w:rPr>
-        <w:t xml:space="preserve">iris_norm </w:t>
+        <w:t xml:space="preserve">(model_norm, x_norm)</w:t>
+      </w:r>
+      <w:r>
+        <w:br/>
+      </w:r>
+      <w:r>
+        <w:rPr>
+          <w:rStyle w:val="NormalTok"/>
+        </w:rPr>
+        <w:t xml:space="preserve">clu_norm </w:t>
       </w:r>
       <w:r>
         <w:rPr>
@@ -710,193 +938,13 @@
         <w:rPr>
           <w:rStyle w:val="NormalTok"/>
         </w:rPr>
-        <w:t xml:space="preserve"> </w:t>
-      </w:r>
-      <w:r>
-        <w:rPr>
-          <w:rStyle w:val="FunctionTok"/>
-        </w:rPr>
-        <w:t xml:space="preserve">transform</w:t>
-      </w:r>
-      <w:r>
-        <w:rPr>
-          <w:rStyle w:val="NormalTok"/>
-        </w:rPr>
-        <w:t xml:space="preserve">(norm, iris)</w:t>
-      </w:r>
-      <w:r>
-        <w:br/>
-      </w:r>
-      <w:r>
-        <w:rPr>
-          <w:rStyle w:val="NormalTok"/>
-        </w:rPr>
-        <w:t xml:space="preserve">x_norm </w:t>
-      </w:r>
-      <w:r>
-        <w:rPr>
-          <w:rStyle w:val="OtherTok"/>
-        </w:rPr>
-        <w:t xml:space="preserve">&lt;-</w:t>
-      </w:r>
-      <w:r>
-        <w:rPr>
-          <w:rStyle w:val="NormalTok"/>
-        </w:rPr>
-        <w:t xml:space="preserve"> iris_norm[, </w:t>
-      </w:r>
-      <w:r>
-        <w:rPr>
-          <w:rStyle w:val="DecValTok"/>
-        </w:rPr>
-        <w:t xml:space="preserve">1</w:t>
+        <w:t xml:space="preserve"> daltoolbox</w:t>
       </w:r>
       <w:r>
         <w:rPr>
           <w:rStyle w:val="SpecialCharTok"/>
         </w:rPr>
-        <w:t xml:space="preserve">:</w:t>
-      </w:r>
-      <w:r>
-        <w:rPr>
-          <w:rStyle w:val="DecValTok"/>
-        </w:rPr>
-        <w:t xml:space="preserve">4</w:t>
-      </w:r>
-      <w:r>
-        <w:rPr>
-          <w:rStyle w:val="NormalTok"/>
-        </w:rPr>
-        <w:t xml:space="preserve">]</w:t>
-      </w:r>
-      <w:r>
-        <w:br/>
-      </w:r>
-      <w:r>
-        <w:br/>
-      </w:r>
-      <w:r>
-        <w:rPr>
-          <w:rStyle w:val="NormalTok"/>
-        </w:rPr>
-        <w:t xml:space="preserve">model_norm </w:t>
-      </w:r>
-      <w:r>
-        <w:rPr>
-          <w:rStyle w:val="OtherTok"/>
-        </w:rPr>
-        <w:t xml:space="preserve">&lt;-</w:t>
-      </w:r>
-      <w:r>
-        <w:rPr>
-          <w:rStyle w:val="NormalTok"/>
-        </w:rPr>
-        <w:t xml:space="preserve"> </w:t>
-      </w:r>
-      <w:r>
-        <w:rPr>
-          <w:rStyle w:val="FunctionTok"/>
-        </w:rPr>
-        <w:t xml:space="preserve">cluster_kmeans</w:t>
-      </w:r>
-      <w:r>
-        <w:rPr>
-          <w:rStyle w:val="NormalTok"/>
-        </w:rPr>
-        <w:t xml:space="preserve">(</w:t>
-      </w:r>
-      <w:r>
-        <w:rPr>
-          <w:rStyle w:val="AttributeTok"/>
-        </w:rPr>
-        <w:t xml:space="preserve">k =</w:t>
-      </w:r>
-      <w:r>
-        <w:rPr>
-          <w:rStyle w:val="NormalTok"/>
-        </w:rPr>
-        <w:t xml:space="preserve"> </w:t>
-      </w:r>
-      <w:r>
-        <w:rPr>
-          <w:rStyle w:val="DecValTok"/>
-        </w:rPr>
-        <w:t xml:space="preserve">3</w:t>
-      </w:r>
-      <w:r>
-        <w:rPr>
-          <w:rStyle w:val="NormalTok"/>
-        </w:rPr>
-        <w:t xml:space="preserve">)</w:t>
-      </w:r>
-      <w:r>
-        <w:br/>
-      </w:r>
-      <w:r>
-        <w:rPr>
-          <w:rStyle w:val="FunctionTok"/>
-        </w:rPr>
-        <w:t xml:space="preserve">set_example_seed</w:t>
-      </w:r>
-      <w:r>
-        <w:rPr>
-          <w:rStyle w:val="NormalTok"/>
-        </w:rPr>
-        <w:t xml:space="preserve">()</w:t>
-      </w:r>
-      <w:r>
-        <w:br/>
-      </w:r>
-      <w:r>
-        <w:rPr>
-          <w:rStyle w:val="NormalTok"/>
-        </w:rPr>
-        <w:t xml:space="preserve">model_norm </w:t>
-      </w:r>
-      <w:r>
-        <w:rPr>
-          <w:rStyle w:val="OtherTok"/>
-        </w:rPr>
-        <w:t xml:space="preserve">&lt;-</w:t>
-      </w:r>
-      <w:r>
-        <w:rPr>
-          <w:rStyle w:val="NormalTok"/>
-        </w:rPr>
-        <w:t xml:space="preserve"> </w:t>
-      </w:r>
-      <w:r>
-        <w:rPr>
-          <w:rStyle w:val="FunctionTok"/>
-        </w:rPr>
-        <w:t xml:space="preserve">fit</w:t>
-      </w:r>
-      <w:r>
-        <w:rPr>
-          <w:rStyle w:val="NormalTok"/>
-        </w:rPr>
-        <w:t xml:space="preserve">(model_norm, x_norm)</w:t>
-      </w:r>
-      <w:r>
-        <w:br/>
-      </w:r>
-      <w:r>
-        <w:rPr>
-          <w:rStyle w:val="NormalTok"/>
-        </w:rPr>
-        <w:t xml:space="preserve">clu_norm </w:t>
-      </w:r>
-      <w:r>
-        <w:rPr>
-          <w:rStyle w:val="OtherTok"/>
-        </w:rPr>
-        <w:t xml:space="preserve">&lt;-</w:t>
-      </w:r>
-      <w:r>
-        <w:rPr>
-          <w:rStyle w:val="NormalTok"/>
-        </w:rPr>
-        <w:t xml:space="preserve"> </w:t>
+        <w:t xml:space="preserve">::</w:t>
       </w:r>
       <w:r>
         <w:rPr>
@@ -962,6 +1010,18 @@
       <w:pPr>
         <w:pStyle w:val="SourceCode"/>
       </w:pPr>
+      <w:r>
+        <w:rPr>
+          <w:rStyle w:val="NormalTok"/>
+        </w:rPr>
+        <w:t xml:space="preserve">daltoolbox</w:t>
+      </w:r>
+      <w:r>
+        <w:rPr>
+          <w:rStyle w:val="SpecialCharTok"/>
+        </w:rPr>
+        <w:t xml:space="preserve">::</w:t>
+      </w:r>
       <w:r>
         <w:rPr>
           <w:rStyle w:val="FunctionTok"/>
